--- a/v2/public/cv/Currículo - Eduardo Hoths (pt-br).docx
+++ b/v2/public/cv/Currículo - Eduardo Hoths (pt-br).docx
@@ -46,7 +46,16 @@
           <w:w w:val="95"/>
           <w:u w:val="none"/>
         </w:rPr>
-        <w:t>FullStack,</w:t>
+        <w:t>FullStack</w:t>
+      </w:r>
+      <w:r>
+        <w:rPr>
+          <w:rFonts w:ascii="Roboto"/>
+          <w:color w:val="666666"/>
+          <w:w w:val="95"/>
+          <w:u w:val="none"/>
+        </w:rPr>
+        <w:t>,</w:t>
       </w:r>
       <w:r>
         <w:rPr>
@@ -65,7 +74,16 @@
           <w:w w:val="95"/>
           <w:u w:val="none"/>
         </w:rPr>
-        <w:t>22</w:t>
+        <w:t>2</w:t>
+      </w:r>
+      <w:r>
+        <w:rPr>
+          <w:rFonts w:ascii="Roboto"/>
+          <w:color w:val="666666"/>
+          <w:w w:val="95"/>
+          <w:u w:val="none"/>
+        </w:rPr>
+        <w:t>3</w:t>
       </w:r>
       <w:r>
         <w:rPr>
@@ -138,16 +156,14 @@
         <w:ind w:left="263"/>
       </w:pPr>
       <w:r>
-        <w:rPr>
-          <w:color w:val="1154CC"/>
-          <w:spacing w:val="-52"/>
-        </w:rPr>
-        <w:t xml:space="preserve"> </w:t>
-      </w:r>
-      <w:r>
+        <w:rPr/>
         <w:t xml:space="preserve">GitHub: </w:t>
       </w:r>
-      <w:hyperlink r:id="rId5">
+      <w:r>
+        <w:rPr/>
+        <w:t xml:space="preserve">  </w:t>
+      </w:r>
+      <w:hyperlink r:id="Re8f06a8ae1e0425a">
         <w:r>
           <w:rPr>
             <w:color w:val="1154CC"/>
@@ -175,7 +191,14 @@
         </w:rPr>
         <w:t xml:space="preserve"> </w:t>
       </w:r>
-      <w:hyperlink r:id="rId6">
+      <w:r>
+        <w:rPr>
+          <w:spacing w:val="14"/>
+          <w:w w:val="95"/>
+        </w:rPr>
+        <w:t xml:space="preserve">   </w:t>
+      </w:r>
+      <w:hyperlink r:id="Rf74fe669fea04784">
         <w:r>
           <w:rPr>
             <w:color w:val="1154CC"/>
@@ -194,6 +217,7 @@
         <w:t xml:space="preserve"> </w:t>
       </w:r>
       <w:r>
+        <w:rPr/>
         <w:t>Contato:</w:t>
       </w:r>
       <w:r>
@@ -203,6 +227,7 @@
         <w:t xml:space="preserve"> </w:t>
       </w:r>
       <w:r>
+        <w:rPr/>
         <w:t>(11)</w:t>
       </w:r>
       <w:r>
@@ -212,6 +237,7 @@
         <w:t xml:space="preserve"> </w:t>
       </w:r>
       <w:r>
+        <w:rPr/>
         <w:t>9</w:t>
       </w:r>
       <w:r>
@@ -221,6 +247,7 @@
         <w:t xml:space="preserve"> </w:t>
       </w:r>
       <w:r>
+        <w:rPr/>
         <w:t>6013-3029</w:t>
       </w:r>
     </w:p>
@@ -228,9 +255,9 @@
       <w:pPr>
         <w:spacing w:line="276" w:lineRule="auto"/>
         <w:sectPr>
-          <w:pgSz w:w="12240" w:h="15840"/>
+          <w:pgSz w:w="12240" w:h="15840" w:orient="portrait"/>
           <w:pgMar w:top="960" w:right="340" w:bottom="280" w:left="360" w:header="720" w:footer="720" w:gutter="0"/>
-          <w:cols w:num="2" w:space="720" w:equalWidth="0">
+          <w:cols w:equalWidth="0" w:space="720" w:num="2">
             <w:col w:w="5572" w:space="1523"/>
             <w:col w:w="4445"/>
           </w:cols>
@@ -239,30 +266,12 @@
     </w:p>
     <w:p>
       <w:pPr>
-        <w:pStyle w:val="Corpodetexto"/>
-        <w:ind w:left="0"/>
-        <w:rPr>
-          <w:sz w:val="20"/>
-        </w:rPr>
-      </w:pPr>
-    </w:p>
-    <w:p>
-      <w:pPr>
-        <w:pStyle w:val="Corpodetexto"/>
-        <w:ind w:left="0"/>
-        <w:rPr>
-          <w:sz w:val="20"/>
-        </w:rPr>
-      </w:pPr>
-    </w:p>
-    <w:p>
-      <w:pPr>
         <w:rPr>
           <w:sz w:val="20"/>
         </w:rPr>
         <w:sectPr>
           <w:type w:val="continuous"/>
-          <w:pgSz w:w="12240" w:h="15840"/>
+          <w:pgSz w:w="12240" w:h="15840" w:orient="portrait"/>
           <w:pgMar w:top="960" w:right="340" w:bottom="280" w:left="360" w:header="720" w:footer="720" w:gutter="0"/>
           <w:cols w:space="720"/>
         </w:sectPr>
@@ -309,13 +318,14 @@
         <w:t>PROFISSIONAL</w:t>
       </w:r>
     </w:p>
-    <w:p>
+    <w:p w14:noSpellErr="1">
       <w:pPr>
         <w:pStyle w:val="Corpodetexto"/>
         <w:spacing w:before="8"/>
         <w:ind w:left="0" w:firstLine="171"/>
         <w:rPr>
           <w:sz w:val="26"/>
+          <w:szCs w:val="26"/>
         </w:rPr>
       </w:pPr>
     </w:p>
@@ -325,6 +335,104 @@
         <w:ind w:firstLine="171"/>
         <w:rPr>
           <w:rFonts w:ascii="Roboto" w:hAnsi="Roboto"/>
+          <w:i w:val="1"/>
+          <w:iCs w:val="1"/>
+        </w:rPr>
+      </w:pPr>
+      <w:r>
+        <w:rPr/>
+        <w:t xml:space="preserve">Desenvolvedor </w:t>
+      </w:r>
+      <w:r>
+        <w:rPr/>
+        <w:t>Fullstack</w:t>
+      </w:r>
+      <w:r>
+        <w:rPr/>
+        <w:t xml:space="preserve"> Pleno @ </w:t>
+      </w:r>
+      <w:hyperlink r:id="Rba6b61ae2a92459e">
+        <w:r>
+          <w:rPr>
+            <w:rStyle w:val="Hyperlink"/>
+          </w:rPr>
+          <w:t>Deep</w:t>
+        </w:r>
+      </w:hyperlink>
+      <w:r>
+        <w:rPr>
+          <w:color w:val="1154CC"/>
+        </w:rPr>
+        <w:t xml:space="preserve"> </w:t>
+      </w:r>
+      <w:r>
+        <w:rPr/>
+        <w:t xml:space="preserve">– </w:t>
+      </w:r>
+      <w:r>
+        <w:rPr>
+          <w:rFonts w:ascii="Roboto" w:hAnsi="Roboto"/>
+        </w:rPr>
+        <w:t>Híbrido</w:t>
+      </w:r>
+    </w:p>
+    <w:p>
+      <w:pPr>
+        <w:spacing w:before="100"/>
+        <w:ind w:left="113" w:firstLine="171"/>
+        <w:rPr>
+          <w:sz w:val="16"/>
+          <w:szCs w:val="16"/>
+        </w:rPr>
+      </w:pPr>
+      <w:r>
+        <w:rPr>
+          <w:color w:val="666666"/>
+          <w:sz w:val="16"/>
+          <w:szCs w:val="16"/>
+        </w:rPr>
+        <w:t>ABRIL, 2025 – ATUALMENTE</w:t>
+      </w:r>
+    </w:p>
+    <w:p>
+      <w:pPr>
+        <w:pStyle w:val="PargrafodaLista"/>
+        <w:tabs>
+          <w:tab w:val="left" w:leader="none" w:pos="218"/>
+        </w:tabs>
+        <w:ind w:left="284" w:right="91"/>
+        <w:rPr>
+          <w:color w:val="666666"/>
+          <w:sz w:val="18"/>
+          <w:szCs w:val="18"/>
+        </w:rPr>
+      </w:pPr>
+      <w:r>
+        <w:rPr>
+          <w:color w:val="666666"/>
+          <w:sz w:val="18"/>
+          <w:szCs w:val="18"/>
+        </w:rPr>
+        <w:t>Responsável pelo desenvolvimento de sistemas web completos utilizando PHP moderno e o ecossistema Laravel. Atuação na construção de soluções para análise massiva de dados, criação de APIs REST e integração com serviços externos. Realizo a modelagem e otimização de bancos de dados, incluindo consultas SQL de alta performance. Desenvolvo interfaces utilizando HTML, CSS e JavaScript, além de dashboards interativos para visualização de informações. Aplico práticas de código limpo, segurança e desempenho, assegurando escalabilidade, manutenibilidade e integração eficiente entre sistemas.</w:t>
+      </w:r>
+    </w:p>
+    <w:p>
+      <w:pPr>
+        <w:pStyle w:val="Corpodetexto"/>
+        <w:spacing w:before="8"/>
+        <w:ind w:left="0" w:firstLine="171"/>
+        <w:rPr>
+          <w:sz w:val="26"/>
+          <w:szCs w:val="26"/>
+        </w:rPr>
+      </w:pPr>
+    </w:p>
+    <w:p>
+      <w:pPr>
+        <w:pStyle w:val="Ttulo2"/>
+        <w:ind w:firstLine="171"/>
+        <w:rPr>
+          <w:rFonts w:ascii="Roboto" w:hAnsi="Roboto"/>
           <w:i/>
         </w:rPr>
       </w:pPr>
@@ -334,7 +442,7 @@
         </w:rPr>
         <w:t>Desenvolvedor Fullstack</w:t>
       </w:r>
-      <w:bookmarkStart w:id="0" w:name="_GoBack"/>
+      <w:bookmarkStart w:name="_GoBack" w:id="0"/>
       <w:bookmarkEnd w:id="0"/>
       <w:r>
         <w:rPr>
@@ -1053,6 +1161,7 @@
         <w:spacing w:line="374" w:lineRule="auto"/>
         <w:ind w:right="3578"/>
         <w:rPr>
+          <w:color w:val="666666"/>
           <w:lang w:val="en-US"/>
         </w:rPr>
       </w:pPr>
@@ -1071,7 +1180,6 @@
         </w:rPr>
         <w:t xml:space="preserve"> </w:t>
       </w:r>
-      <w:proofErr w:type="spellStart"/>
       <w:r>
         <w:rPr>
           <w:color w:val="666666"/>
@@ -1079,9 +1187,8 @@
         </w:rPr>
         <w:t>NextJS</w:t>
       </w:r>
-      <w:proofErr w:type="spellEnd"/>
-    </w:p>
-    <w:p>
+    </w:p>
+    <w:p w14:noSpellErr="1">
       <w:pPr>
         <w:pStyle w:val="Corpodetexto"/>
         <w:spacing w:line="374" w:lineRule="auto"/>
@@ -1307,7 +1414,6 @@
           <w:lang w:val="pt-BR"/>
         </w:rPr>
       </w:pPr>
-      <w:proofErr w:type="spellStart"/>
       <w:r>
         <w:rPr>
           <w:color w:val="666666"/>
@@ -1315,7 +1421,24 @@
         </w:rPr>
         <w:t>Docker</w:t>
       </w:r>
-      <w:proofErr w:type="spellEnd"/>
+    </w:p>
+    <w:p>
+      <w:pPr>
+        <w:pStyle w:val="Corpodetexto"/>
+        <w:spacing w:line="374" w:lineRule="auto"/>
+        <w:ind w:right="1601"/>
+        <w:rPr>
+          <w:color w:val="666666"/>
+          <w:lang w:val="pt-BR"/>
+        </w:rPr>
+      </w:pPr>
+      <w:r>
+        <w:rPr>
+          <w:color w:val="666666"/>
+          <w:lang w:val="pt-BR"/>
+        </w:rPr>
+        <w:t>PHP / Laravel</w:t>
+      </w:r>
     </w:p>
     <w:p>
       <w:pPr>
@@ -1579,20 +1702,17 @@
       <w:pPr>
         <w:pStyle w:val="Corpodetexto"/>
         <w:spacing w:before="240"/>
-      </w:pPr>
-      <w:r>
-        <w:rPr>
-          <w:color w:val="666666"/>
-        </w:rPr>
-        <w:t>Japonês (Iniciante)</w:t>
-      </w:r>
+        <w:rPr>
+          <w:color w:val="666666"/>
+        </w:rPr>
+      </w:pPr>
     </w:p>
     <w:p/>
     <w:sectPr>
       <w:type w:val="continuous"/>
-      <w:pgSz w:w="12240" w:h="15840"/>
+      <w:pgSz w:w="12240" w:h="15840" w:orient="portrait"/>
       <w:pgMar w:top="960" w:right="340" w:bottom="280" w:left="360" w:header="720" w:footer="720" w:gutter="0"/>
-      <w:cols w:num="2" w:space="720" w:equalWidth="0">
+      <w:cols w:equalWidth="0" w:space="720" w:num="2">
         <w:col w:w="6912" w:space="333"/>
         <w:col w:w="4295"/>
       </w:cols>
@@ -1606,7 +1726,7 @@
   <w:docDefaults>
     <w:rPrDefault>
       <w:rPr>
-        <w:rFonts w:asciiTheme="minorHAnsi" w:eastAsiaTheme="minorEastAsia" w:hAnsiTheme="minorHAnsi" w:cstheme="minorBidi"/>
+        <w:rFonts w:asciiTheme="minorHAnsi" w:hAnsiTheme="minorHAnsi" w:eastAsiaTheme="minorEastAsia" w:cstheme="minorBidi"/>
         <w:kern w:val="2"/>
         <w:sz w:val="22"/>
         <w:szCs w:val="22"/>
@@ -1623,14 +1743,14 @@
   <w:latentStyles w:defLockedState="0" w:defUIPriority="99" w:defSemiHidden="0" w:defUnhideWhenUsed="0" w:defQFormat="0" w:count="371">
     <w:lsdException w:name="Normal" w:uiPriority="0" w:qFormat="1"/>
     <w:lsdException w:name="heading 1" w:uiPriority="9" w:qFormat="1"/>
-    <w:lsdException w:name="heading 2" w:semiHidden="1" w:uiPriority="9" w:unhideWhenUsed="1" w:qFormat="1"/>
-    <w:lsdException w:name="heading 3" w:semiHidden="1" w:uiPriority="9" w:unhideWhenUsed="1" w:qFormat="1"/>
-    <w:lsdException w:name="heading 4" w:semiHidden="1" w:uiPriority="9" w:unhideWhenUsed="1" w:qFormat="1"/>
-    <w:lsdException w:name="heading 5" w:semiHidden="1" w:uiPriority="9" w:unhideWhenUsed="1" w:qFormat="1"/>
-    <w:lsdException w:name="heading 6" w:semiHidden="1" w:uiPriority="9" w:unhideWhenUsed="1" w:qFormat="1"/>
-    <w:lsdException w:name="heading 7" w:semiHidden="1" w:uiPriority="9" w:unhideWhenUsed="1" w:qFormat="1"/>
-    <w:lsdException w:name="heading 8" w:semiHidden="1" w:uiPriority="9" w:unhideWhenUsed="1" w:qFormat="1"/>
-    <w:lsdException w:name="heading 9" w:semiHidden="1" w:uiPriority="9" w:unhideWhenUsed="1" w:qFormat="1"/>
+    <w:lsdException w:name="heading 2" w:uiPriority="9" w:semiHidden="1" w:unhideWhenUsed="1" w:qFormat="1"/>
+    <w:lsdException w:name="heading 3" w:uiPriority="9" w:semiHidden="1" w:unhideWhenUsed="1" w:qFormat="1"/>
+    <w:lsdException w:name="heading 4" w:uiPriority="9" w:semiHidden="1" w:unhideWhenUsed="1" w:qFormat="1"/>
+    <w:lsdException w:name="heading 5" w:uiPriority="9" w:semiHidden="1" w:unhideWhenUsed="1" w:qFormat="1"/>
+    <w:lsdException w:name="heading 6" w:uiPriority="9" w:semiHidden="1" w:unhideWhenUsed="1" w:qFormat="1"/>
+    <w:lsdException w:name="heading 7" w:uiPriority="9" w:semiHidden="1" w:unhideWhenUsed="1" w:qFormat="1"/>
+    <w:lsdException w:name="heading 8" w:uiPriority="9" w:semiHidden="1" w:unhideWhenUsed="1" w:qFormat="1"/>
+    <w:lsdException w:name="heading 9" w:uiPriority="9" w:semiHidden="1" w:unhideWhenUsed="1" w:qFormat="1"/>
     <w:lsdException w:name="index 1" w:semiHidden="1" w:unhideWhenUsed="1"/>
     <w:lsdException w:name="index 2" w:semiHidden="1" w:unhideWhenUsed="1"/>
     <w:lsdException w:name="index 3" w:semiHidden="1" w:unhideWhenUsed="1"/>
@@ -1640,22 +1760,22 @@
     <w:lsdException w:name="index 7" w:semiHidden="1" w:unhideWhenUsed="1"/>
     <w:lsdException w:name="index 8" w:semiHidden="1" w:unhideWhenUsed="1"/>
     <w:lsdException w:name="index 9" w:semiHidden="1" w:unhideWhenUsed="1"/>
-    <w:lsdException w:name="toc 1" w:semiHidden="1" w:uiPriority="39" w:unhideWhenUsed="1"/>
-    <w:lsdException w:name="toc 2" w:semiHidden="1" w:uiPriority="39" w:unhideWhenUsed="1"/>
-    <w:lsdException w:name="toc 3" w:semiHidden="1" w:uiPriority="39" w:unhideWhenUsed="1"/>
-    <w:lsdException w:name="toc 4" w:semiHidden="1" w:uiPriority="39" w:unhideWhenUsed="1"/>
-    <w:lsdException w:name="toc 5" w:semiHidden="1" w:uiPriority="39" w:unhideWhenUsed="1"/>
-    <w:lsdException w:name="toc 6" w:semiHidden="1" w:uiPriority="39" w:unhideWhenUsed="1"/>
-    <w:lsdException w:name="toc 7" w:semiHidden="1" w:uiPriority="39" w:unhideWhenUsed="1"/>
-    <w:lsdException w:name="toc 8" w:semiHidden="1" w:uiPriority="39" w:unhideWhenUsed="1"/>
-    <w:lsdException w:name="toc 9" w:semiHidden="1" w:uiPriority="39" w:unhideWhenUsed="1"/>
+    <w:lsdException w:name="toc 1" w:uiPriority="39" w:semiHidden="1" w:unhideWhenUsed="1"/>
+    <w:lsdException w:name="toc 2" w:uiPriority="39" w:semiHidden="1" w:unhideWhenUsed="1"/>
+    <w:lsdException w:name="toc 3" w:uiPriority="39" w:semiHidden="1" w:unhideWhenUsed="1"/>
+    <w:lsdException w:name="toc 4" w:uiPriority="39" w:semiHidden="1" w:unhideWhenUsed="1"/>
+    <w:lsdException w:name="toc 5" w:uiPriority="39" w:semiHidden="1" w:unhideWhenUsed="1"/>
+    <w:lsdException w:name="toc 6" w:uiPriority="39" w:semiHidden="1" w:unhideWhenUsed="1"/>
+    <w:lsdException w:name="toc 7" w:uiPriority="39" w:semiHidden="1" w:unhideWhenUsed="1"/>
+    <w:lsdException w:name="toc 8" w:uiPriority="39" w:semiHidden="1" w:unhideWhenUsed="1"/>
+    <w:lsdException w:name="toc 9" w:uiPriority="39" w:semiHidden="1" w:unhideWhenUsed="1"/>
     <w:lsdException w:name="Normal Indent" w:semiHidden="1" w:unhideWhenUsed="1"/>
     <w:lsdException w:name="footnote text" w:semiHidden="1" w:unhideWhenUsed="1"/>
     <w:lsdException w:name="annotation text" w:semiHidden="1" w:unhideWhenUsed="1"/>
     <w:lsdException w:name="header" w:semiHidden="1" w:unhideWhenUsed="1"/>
     <w:lsdException w:name="footer" w:semiHidden="1" w:unhideWhenUsed="1"/>
     <w:lsdException w:name="index heading" w:semiHidden="1" w:unhideWhenUsed="1"/>
-    <w:lsdException w:name="caption" w:semiHidden="1" w:uiPriority="35" w:unhideWhenUsed="1" w:qFormat="1"/>
+    <w:lsdException w:name="caption" w:uiPriority="35" w:semiHidden="1" w:unhideWhenUsed="1" w:qFormat="1"/>
     <w:lsdException w:name="table of figures" w:semiHidden="1" w:unhideWhenUsed="1"/>
     <w:lsdException w:name="envelope address" w:semiHidden="1" w:unhideWhenUsed="1"/>
     <w:lsdException w:name="envelope return" w:semiHidden="1" w:unhideWhenUsed="1"/>
@@ -1686,8 +1806,8 @@
     <w:lsdException w:name="Title" w:uiPriority="10" w:qFormat="1"/>
     <w:lsdException w:name="Closing" w:semiHidden="1" w:unhideWhenUsed="1"/>
     <w:lsdException w:name="Signature" w:semiHidden="1" w:unhideWhenUsed="1"/>
-    <w:lsdException w:name="Default Paragraph Font" w:semiHidden="1" w:uiPriority="1" w:unhideWhenUsed="1"/>
-    <w:lsdException w:name="Body Text" w:semiHidden="1" w:uiPriority="1" w:unhideWhenUsed="1" w:qFormat="1"/>
+    <w:lsdException w:name="Default Paragraph Font" w:uiPriority="1" w:semiHidden="1" w:unhideWhenUsed="1"/>
+    <w:lsdException w:name="Body Text" w:uiPriority="1" w:semiHidden="1" w:unhideWhenUsed="1" w:qFormat="1"/>
     <w:lsdException w:name="Body Text Indent" w:semiHidden="1" w:unhideWhenUsed="1"/>
     <w:lsdException w:name="List Continue" w:semiHidden="1" w:unhideWhenUsed="1"/>
     <w:lsdException w:name="List Continue 2" w:semiHidden="1" w:unhideWhenUsed="1"/>
@@ -1886,8 +2006,8 @@
     <w:lsdException w:name="Subtle Reference" w:uiPriority="31" w:qFormat="1"/>
     <w:lsdException w:name="Intense Reference" w:uiPriority="32" w:qFormat="1"/>
     <w:lsdException w:name="Book Title" w:uiPriority="33" w:qFormat="1"/>
-    <w:lsdException w:name="Bibliography" w:semiHidden="1" w:uiPriority="37" w:unhideWhenUsed="1"/>
-    <w:lsdException w:name="TOC Heading" w:semiHidden="1" w:uiPriority="39" w:unhideWhenUsed="1" w:qFormat="1"/>
+    <w:lsdException w:name="Bibliography" w:uiPriority="37" w:semiHidden="1" w:unhideWhenUsed="1"/>
+    <w:lsdException w:name="TOC Heading" w:uiPriority="39" w:semiHidden="1" w:unhideWhenUsed="1" w:qFormat="1"/>
     <w:lsdException w:name="Plain Table 1" w:uiPriority="41"/>
     <w:lsdException w:name="Plain Table 2" w:uiPriority="42"/>
     <w:lsdException w:name="Plain Table 3" w:uiPriority="43"/>
@@ -1993,7 +2113,7 @@
     <w:lsdException w:name="List Table 6 Colorful Accent 6" w:uiPriority="51"/>
     <w:lsdException w:name="List Table 7 Colorful Accent 6" w:uiPriority="52"/>
   </w:latentStyles>
-  <w:style w:type="paragraph" w:default="1" w:styleId="Normal">
+  <w:style w:type="paragraph" w:styleId="Normal" w:default="1">
     <w:name w:val="Normal"/>
     <w:qFormat/>
     <w:rsid w:val="00136A9A"/>
@@ -2004,7 +2124,7 @@
       <w:spacing w:after="0" w:line="240" w:lineRule="auto"/>
     </w:pPr>
     <w:rPr>
-      <w:rFonts w:ascii="Roboto Lt" w:eastAsia="Roboto Lt" w:hAnsi="Roboto Lt" w:cs="Roboto Lt"/>
+      <w:rFonts w:ascii="Roboto Lt" w:hAnsi="Roboto Lt" w:eastAsia="Roboto Lt" w:cs="Roboto Lt"/>
       <w:kern w:val="0"/>
       <w:lang w:val="pt-PT" w:eastAsia="en-US"/>
       <w14:ligatures w14:val="none"/>
@@ -2040,13 +2160,13 @@
       <w:outlineLvl w:val="1"/>
     </w:pPr>
   </w:style>
-  <w:style w:type="character" w:default="1" w:styleId="Fontepargpadro">
+  <w:style w:type="character" w:styleId="Fontepargpadro" w:default="1">
     <w:name w:val="Default Paragraph Font"/>
     <w:uiPriority w:val="1"/>
     <w:semiHidden/>
     <w:unhideWhenUsed/>
   </w:style>
-  <w:style w:type="table" w:default="1" w:styleId="Tabelanormal">
+  <w:style w:type="table" w:styleId="Tabelanormal" w:default="1">
     <w:name w:val="Normal Table"/>
     <w:uiPriority w:val="99"/>
     <w:semiHidden/>
@@ -2061,39 +2181,35 @@
       </w:tblCellMar>
     </w:tblPr>
   </w:style>
-  <w:style w:type="numbering" w:default="1" w:styleId="Semlista">
+  <w:style w:type="numbering" w:styleId="Semlista" w:default="1">
     <w:name w:val="No List"/>
     <w:uiPriority w:val="99"/>
     <w:semiHidden/>
     <w:unhideWhenUsed/>
   </w:style>
-  <w:style w:type="character" w:customStyle="1" w:styleId="Ttulo1Char">
+  <w:style w:type="character" w:styleId="Ttulo1Char" w:customStyle="true">
+    <w:uiPriority w:val="9"/>
     <w:name w:val="Título 1 Char"/>
-    <w:basedOn w:val="Fontepargpadro"/>
+    <w:basedOn w:val="DefaultParagraphFont"/>
     <w:link w:val="Ttulo1"/>
-    <w:uiPriority w:val="9"/>
-    <w:rsid w:val="00136A9A"/>
+    <w:rsid w:val="452B9EC8"/>
     <w:rPr>
-      <w:rFonts w:ascii="Roboto Lt" w:eastAsia="Roboto Lt" w:hAnsi="Roboto Lt" w:cs="Roboto Lt"/>
-      <w:kern w:val="0"/>
+      <w:rFonts w:ascii="Roboto Lt" w:hAnsi="Roboto Lt" w:eastAsia="Roboto Lt" w:cs="Roboto Lt"/>
       <w:sz w:val="24"/>
       <w:szCs w:val="24"/>
-      <w:u w:val="single" w:color="000000"/>
+      <w:u w:val="single"/>
       <w:lang w:val="pt-PT" w:eastAsia="en-US"/>
-      <w14:ligatures w14:val="none"/>
     </w:rPr>
   </w:style>
-  <w:style w:type="character" w:customStyle="1" w:styleId="Ttulo2Char">
+  <w:style w:type="character" w:styleId="Ttulo2Char" w:customStyle="true">
+    <w:uiPriority w:val="9"/>
     <w:name w:val="Título 2 Char"/>
-    <w:basedOn w:val="Fontepargpadro"/>
+    <w:basedOn w:val="DefaultParagraphFont"/>
     <w:link w:val="Ttulo2"/>
-    <w:uiPriority w:val="9"/>
-    <w:rsid w:val="00136A9A"/>
+    <w:rsid w:val="452B9EC8"/>
     <w:rPr>
-      <w:rFonts w:ascii="Roboto Lt" w:eastAsia="Roboto Lt" w:hAnsi="Roboto Lt" w:cs="Roboto Lt"/>
-      <w:kern w:val="0"/>
+      <w:rFonts w:ascii="Roboto Lt" w:hAnsi="Roboto Lt" w:eastAsia="Roboto Lt" w:cs="Roboto Lt"/>
       <w:lang w:val="pt-PT" w:eastAsia="en-US"/>
-      <w14:ligatures w14:val="none"/>
     </w:rPr>
   </w:style>
   <w:style w:type="paragraph" w:styleId="Corpodetexto">
@@ -2111,19 +2227,17 @@
       <w:szCs w:val="18"/>
     </w:rPr>
   </w:style>
-  <w:style w:type="character" w:customStyle="1" w:styleId="CorpodetextoChar">
+  <w:style w:type="character" w:styleId="CorpodetextoChar" w:customStyle="true">
+    <w:uiPriority w:val="1"/>
     <w:name w:val="Corpo de texto Char"/>
-    <w:basedOn w:val="Fontepargpadro"/>
+    <w:basedOn w:val="DefaultParagraphFont"/>
     <w:link w:val="Corpodetexto"/>
-    <w:uiPriority w:val="1"/>
-    <w:rsid w:val="00136A9A"/>
+    <w:rsid w:val="452B9EC8"/>
     <w:rPr>
-      <w:rFonts w:ascii="Roboto Lt" w:eastAsia="Roboto Lt" w:hAnsi="Roboto Lt" w:cs="Roboto Lt"/>
-      <w:kern w:val="0"/>
+      <w:rFonts w:ascii="Roboto Lt" w:hAnsi="Roboto Lt" w:eastAsia="Roboto Lt" w:cs="Roboto Lt"/>
       <w:sz w:val="18"/>
       <w:szCs w:val="18"/>
       <w:lang w:val="pt-PT" w:eastAsia="en-US"/>
-      <w14:ligatures w14:val="none"/>
     </w:rPr>
   </w:style>
   <w:style w:type="paragraph" w:styleId="Ttulo">
@@ -2138,28 +2252,26 @@
       <w:ind w:left="263"/>
     </w:pPr>
     <w:rPr>
-      <w:rFonts w:ascii="Roboto Bk" w:eastAsia="Roboto Bk" w:hAnsi="Roboto Bk" w:cs="Roboto Bk"/>
+      <w:rFonts w:ascii="Roboto Bk" w:hAnsi="Roboto Bk" w:eastAsia="Roboto Bk" w:cs="Roboto Bk"/>
       <w:b/>
       <w:bCs/>
       <w:sz w:val="60"/>
       <w:szCs w:val="60"/>
     </w:rPr>
   </w:style>
-  <w:style w:type="character" w:customStyle="1" w:styleId="TtuloChar">
+  <w:style w:type="character" w:styleId="TtuloChar" w:customStyle="true">
+    <w:uiPriority w:val="10"/>
     <w:name w:val="Título Char"/>
-    <w:basedOn w:val="Fontepargpadro"/>
+    <w:basedOn w:val="DefaultParagraphFont"/>
     <w:link w:val="Ttulo"/>
-    <w:uiPriority w:val="10"/>
-    <w:rsid w:val="00136A9A"/>
+    <w:rsid w:val="452B9EC8"/>
     <w:rPr>
-      <w:rFonts w:ascii="Roboto Bk" w:eastAsia="Roboto Bk" w:hAnsi="Roboto Bk" w:cs="Roboto Bk"/>
-      <w:b/>
-      <w:bCs/>
-      <w:kern w:val="0"/>
+      <w:rFonts w:ascii="Roboto Bk" w:hAnsi="Roboto Bk" w:eastAsia="Roboto Bk" w:cs="Roboto Bk"/>
+      <w:b w:val="1"/>
+      <w:bCs w:val="1"/>
       <w:sz w:val="60"/>
       <w:szCs w:val="60"/>
       <w:lang w:val="pt-PT" w:eastAsia="en-US"/>
-      <w14:ligatures w14:val="none"/>
     </w:rPr>
   </w:style>
   <w:style w:type="paragraph" w:styleId="PargrafodaLista">
@@ -2173,11 +2285,22 @@
       <w:ind w:left="113"/>
     </w:pPr>
   </w:style>
+  <w:style w:type="character" w:styleId="Hyperlink">
+    <w:uiPriority w:val="99"/>
+    <w:name w:val="Hyperlink"/>
+    <w:basedOn w:val="DefaultParagraphFont"/>
+    <w:unhideWhenUsed/>
+    <w:rsid w:val="452B9EC8"/>
+    <w:rPr>
+      <w:color w:val="0563C1"/>
+      <w:u w:val="single"/>
+    </w:rPr>
+  </w:style>
 </w:styles>
 </file>
 
 <file path=word/theme/theme1.xml><?xml version="1.0" encoding="utf-8"?>
-<a:theme xmlns:a="http://schemas.openxmlformats.org/drawingml/2006/main" name="Tema do Office">
+<a:theme xmlns:a="http://schemas.openxmlformats.org/drawingml/2006/main" xmlns:thm15="http://schemas.microsoft.com/office/thememl/2012/main" name="Tema do Office">
   <a:themeElements>
     <a:clrScheme name="Office">
       <a:dk1>
